--- a/Lavay_ CV.docx
+++ b/Lavay_ CV.docx
@@ -201,29 +201,13 @@
           <w:b/>
           <w:bCs/>
         </w:rPr>
-        <w:t xml:space="preserve">Manav Rachna </w:t>
-      </w:r>
-      <w:proofErr w:type="spellStart"/>
-      <w:r>
-        <w:rPr>
-          <w:rFonts w:ascii="Times New Roman" w:eastAsia="Times New Roman" w:hAnsi="Times New Roman" w:cs="Times New Roman"/>
-          <w:b/>
-          <w:bCs/>
-        </w:rPr>
-        <w:t>University</w:t>
-      </w:r>
-      <w:r>
-        <w:rPr>
-          <w:rFonts w:ascii="Times New Roman" w:eastAsia="Times New Roman" w:hAnsi="Times New Roman" w:cs="Times New Roman"/>
-        </w:rPr>
-        <w:t>Faridabad</w:t>
-      </w:r>
-      <w:proofErr w:type="spellEnd"/>
-      <w:r>
-        <w:rPr>
-          <w:rFonts w:ascii="Times New Roman" w:eastAsia="Times New Roman" w:hAnsi="Times New Roman" w:cs="Times New Roman"/>
-        </w:rPr>
-        <w:t>, India</w:t>
+        <w:t>Manav Rachna University</w:t>
+      </w:r>
+      <w:r>
+        <w:rPr>
+          <w:rFonts w:ascii="Times New Roman" w:eastAsia="Times New Roman" w:hAnsi="Times New Roman" w:cs="Times New Roman"/>
+        </w:rPr>
+        <w:t>Faridabad, India</w:t>
       </w:r>
     </w:p>
     <w:p>
@@ -235,23 +219,13 @@
           <w:iCs/>
         </w:rPr>
       </w:pPr>
-      <w:proofErr w:type="spellStart"/>
       <w:r>
         <w:rPr>
           <w:rFonts w:ascii="Times New Roman" w:eastAsia="Times New Roman" w:hAnsi="Times New Roman" w:cs="Times New Roman"/>
           <w:i/>
           <w:iCs/>
         </w:rPr>
-        <w:t>B.Tech</w:t>
-      </w:r>
-      <w:proofErr w:type="spellEnd"/>
-      <w:r>
-        <w:rPr>
-          <w:rFonts w:ascii="Times New Roman" w:eastAsia="Times New Roman" w:hAnsi="Times New Roman" w:cs="Times New Roman"/>
-          <w:i/>
-          <w:iCs/>
-        </w:rPr>
-        <w:t xml:space="preserve"> in Computer Science (Specialization in AI &amp; Machine Learning)Expected: 2028</w:t>
+        <w:t>B.Tech in Computer Science (Specialization in AI &amp; Machine Learning)Expected: 2028</w:t>
       </w:r>
     </w:p>
     <w:p>
@@ -506,7 +480,23 @@
           <w:sz w:val="21"/>
           <w:szCs w:val="21"/>
         </w:rPr>
-        <w:t xml:space="preserve"> Artificial Intelligence, Machine Learning, Neural Networks, Relational Databases (DBMS), Data Analysis and Visualizations</w:t>
+        <w:t xml:space="preserve"> Artificial Intelligence, Machine Learning, Neural Networks, Relational Databases (DBMS), </w:t>
+      </w:r>
+      <w:r>
+        <w:rPr>
+          <w:rFonts w:ascii="Times New Roman" w:eastAsia="Times New Roman" w:hAnsi="Times New Roman" w:cs="Times New Roman"/>
+          <w:sz w:val="21"/>
+          <w:szCs w:val="21"/>
+        </w:rPr>
+        <w:t xml:space="preserve">Computer Networking, </w:t>
+      </w:r>
+      <w:r>
+        <w:rPr>
+          <w:rFonts w:ascii="Times New Roman" w:eastAsia="Times New Roman" w:hAnsi="Times New Roman" w:cs="Times New Roman"/>
+          <w:sz w:val="21"/>
+          <w:szCs w:val="21"/>
+        </w:rPr>
+        <w:t>Data Analysis and Visualizations</w:t>
       </w:r>
     </w:p>
     <w:p>
@@ -716,7 +706,6 @@
           <w:rFonts w:ascii="Times New Roman" w:eastAsia="Times New Roman" w:hAnsi="Times New Roman" w:cs="Times New Roman"/>
         </w:rPr>
       </w:pPr>
-      <w:proofErr w:type="spellStart"/>
       <w:r>
         <w:rPr>
           <w:rFonts w:ascii="Times New Roman" w:eastAsia="Times New Roman" w:hAnsi="Times New Roman" w:cs="Times New Roman"/>
@@ -725,7 +714,6 @@
         </w:rPr>
         <w:t>NutriScan</w:t>
       </w:r>
-      <w:proofErr w:type="spellEnd"/>
       <w:r>
         <w:rPr>
           <w:rFonts w:ascii="Times New Roman" w:eastAsia="Times New Roman" w:hAnsi="Times New Roman" w:cs="Times New Roman"/>
@@ -757,6 +745,14 @@
           <w:iCs/>
         </w:rPr>
         <w:t>Machine Learning, Python</w:t>
+      </w:r>
+      <w:r>
+        <w:rPr>
+          <w:rFonts w:ascii="Times New Roman" w:eastAsia="Times New Roman" w:hAnsi="Times New Roman" w:cs="Times New Roman"/>
+          <w:i/>
+          <w:iCs/>
+        </w:rPr>
+        <w:t>, Software Enginnering</w:t>
       </w:r>
     </w:p>
     <w:p>
@@ -837,6 +833,312 @@
           <w:b/>
           <w:bCs/>
         </w:rPr>
+        <w:t xml:space="preserve">PIMA </w:t>
+      </w:r>
+      <w:r>
+        <w:rPr>
+          <w:rFonts w:ascii="Times New Roman" w:eastAsia="Times New Roman" w:hAnsi="Times New Roman" w:cs="Times New Roman"/>
+          <w:b/>
+          <w:bCs/>
+        </w:rPr>
+        <w:t>Indian Diabetes Dataset Prediction</w:t>
+      </w:r>
+      <w:r>
+        <w:rPr>
+          <w:rFonts w:ascii="Times New Roman" w:eastAsia="Times New Roman" w:hAnsi="Times New Roman" w:cs="Times New Roman"/>
+          <w:b/>
+          <w:bCs/>
+        </w:rPr>
+        <w:t xml:space="preserve"> </w:t>
+      </w:r>
+      <w:r>
+        <w:rPr>
+          <w:rFonts w:ascii="Times New Roman" w:eastAsia="Times New Roman" w:hAnsi="Times New Roman" w:cs="Times New Roman"/>
+          <w:b/>
+          <w:bCs/>
+        </w:rPr>
+        <w:t>(Bake-off)</w:t>
+      </w:r>
+      <w:r>
+        <w:rPr>
+          <w:rFonts w:ascii="Times New Roman" w:eastAsia="Times New Roman" w:hAnsi="Times New Roman" w:cs="Times New Roman"/>
+          <w:b/>
+          <w:bCs/>
+        </w:rPr>
+        <w:t xml:space="preserve"> </w:t>
+      </w:r>
+      <w:r>
+        <w:rPr>
+          <w:rFonts w:ascii="Times New Roman" w:eastAsia="Times New Roman" w:hAnsi="Times New Roman" w:cs="Times New Roman"/>
+        </w:rPr>
+        <w:t>2026</w:t>
+      </w:r>
+    </w:p>
+    <w:p>
+      <w:pPr>
+        <w:spacing w:after="220"/>
+        <w:rPr>
+          <w:rFonts w:ascii="Times New Roman" w:eastAsia="Times New Roman" w:hAnsi="Times New Roman" w:cs="Times New Roman"/>
+          <w:i/>
+          <w:iCs/>
+        </w:rPr>
+      </w:pPr>
+      <w:r>
+        <w:rPr>
+          <w:rFonts w:ascii="Times New Roman" w:eastAsia="Times New Roman" w:hAnsi="Times New Roman" w:cs="Times New Roman"/>
+          <w:i/>
+          <w:iCs/>
+        </w:rPr>
+        <w:t>Machine Learning, Python</w:t>
+      </w:r>
+    </w:p>
+    <w:p>
+      <w:pPr>
+        <w:numPr>
+          <w:ilvl w:val="0"/>
+          <w:numId w:val="3"/>
+        </w:numPr>
+        <w:spacing w:before="80"/>
+        <w:jc w:val="both"/>
+        <w:rPr>
+          <w:sz w:val="21"/>
+          <w:szCs w:val="21"/>
+        </w:rPr>
+      </w:pPr>
+      <w:r>
+        <w:rPr>
+          <w:rFonts w:ascii="Times New Roman" w:eastAsia="Times New Roman" w:hAnsi="Times New Roman" w:cs="Times New Roman"/>
+          <w:sz w:val="21"/>
+          <w:szCs w:val="21"/>
+        </w:rPr>
+        <w:t>Developing a</w:t>
+      </w:r>
+      <w:r>
+        <w:rPr>
+          <w:rFonts w:ascii="Times New Roman" w:eastAsia="Times New Roman" w:hAnsi="Times New Roman" w:cs="Times New Roman"/>
+          <w:sz w:val="21"/>
+          <w:szCs w:val="21"/>
+        </w:rPr>
+        <w:t xml:space="preserve"> machine learning model using Random Forest algorithm </w:t>
+      </w:r>
+      <w:r>
+        <w:rPr>
+          <w:rFonts w:ascii="Times New Roman" w:eastAsia="Times New Roman" w:hAnsi="Times New Roman" w:cs="Times New Roman"/>
+          <w:sz w:val="21"/>
+          <w:szCs w:val="21"/>
+        </w:rPr>
+        <w:t>on Pima Indian Diabetes Dataset (Kaggle).</w:t>
+      </w:r>
+    </w:p>
+    <w:p>
+      <w:pPr>
+        <w:numPr>
+          <w:ilvl w:val="0"/>
+          <w:numId w:val="3"/>
+        </w:numPr>
+        <w:jc w:val="both"/>
+        <w:rPr>
+          <w:sz w:val="21"/>
+          <w:szCs w:val="21"/>
+        </w:rPr>
+      </w:pPr>
+      <w:r>
+        <w:rPr>
+          <w:rFonts w:ascii="Times New Roman" w:eastAsia="Times New Roman" w:hAnsi="Times New Roman" w:cs="Times New Roman"/>
+          <w:sz w:val="21"/>
+          <w:szCs w:val="21"/>
+        </w:rPr>
+        <w:t>I</w:t>
+      </w:r>
+      <w:r>
+        <w:rPr>
+          <w:rFonts w:ascii="Times New Roman" w:eastAsia="Times New Roman" w:hAnsi="Times New Roman" w:cs="Times New Roman"/>
+          <w:sz w:val="21"/>
+          <w:szCs w:val="21"/>
+        </w:rPr>
+        <w:t xml:space="preserve"> have made 6 versions of this bake-off by changing different parameters and analyzing how our metrics like accuracy, precision, recall etc </w:t>
+      </w:r>
+      <w:r>
+        <w:rPr>
+          <w:rFonts w:ascii="Times New Roman" w:eastAsia="Times New Roman" w:hAnsi="Times New Roman" w:cs="Times New Roman"/>
+          <w:sz w:val="21"/>
+          <w:szCs w:val="21"/>
+        </w:rPr>
+        <w:t>gets impacted by changing parameters like n_estimators, depth etc</w:t>
+      </w:r>
+      <w:r>
+        <w:rPr>
+          <w:rFonts w:ascii="Times New Roman" w:eastAsia="Times New Roman" w:hAnsi="Times New Roman" w:cs="Times New Roman"/>
+          <w:sz w:val="21"/>
+          <w:szCs w:val="21"/>
+        </w:rPr>
+        <w:t>.</w:t>
+      </w:r>
+    </w:p>
+    <w:p>
+      <w:pPr>
+        <w:numPr>
+          <w:ilvl w:val="0"/>
+          <w:numId w:val="3"/>
+        </w:numPr>
+        <w:spacing w:after="420"/>
+        <w:jc w:val="both"/>
+        <w:rPr>
+          <w:sz w:val="21"/>
+          <w:szCs w:val="21"/>
+        </w:rPr>
+      </w:pPr>
+      <w:r>
+        <w:rPr>
+          <w:rFonts w:ascii="Times New Roman" w:eastAsia="Times New Roman" w:hAnsi="Times New Roman" w:cs="Times New Roman"/>
+          <w:sz w:val="21"/>
+          <w:szCs w:val="21"/>
+        </w:rPr>
+        <w:t>It’s a group project in which we compared different algorithms like random forest, naïve bayes, xgboost and analyzed which machine learning algorithm perform best on the diabetes dataset</w:t>
+      </w:r>
+      <w:r>
+        <w:rPr>
+          <w:rFonts w:ascii="Times New Roman" w:eastAsia="Times New Roman" w:hAnsi="Times New Roman" w:cs="Times New Roman"/>
+          <w:sz w:val="21"/>
+          <w:szCs w:val="21"/>
+        </w:rPr>
+        <w:t>.</w:t>
+      </w:r>
+    </w:p>
+    <w:p>
+      <w:pPr>
+        <w:spacing w:after="220"/>
+        <w:rPr>
+          <w:rFonts w:ascii="Times New Roman" w:eastAsia="Times New Roman" w:hAnsi="Times New Roman" w:cs="Times New Roman"/>
+        </w:rPr>
+      </w:pPr>
+      <w:r>
+        <w:rPr>
+          <w:rFonts w:ascii="Times New Roman" w:eastAsia="Times New Roman" w:hAnsi="Times New Roman" w:cs="Times New Roman"/>
+          <w:b/>
+          <w:bCs/>
+        </w:rPr>
+        <w:t xml:space="preserve">Trackfit AI </w:t>
+      </w:r>
+      <w:r>
+        <w:rPr>
+          <w:rFonts w:ascii="Times New Roman" w:eastAsia="Times New Roman" w:hAnsi="Times New Roman" w:cs="Times New Roman"/>
+        </w:rPr>
+        <w:t>2026</w:t>
+      </w:r>
+    </w:p>
+    <w:p>
+      <w:pPr>
+        <w:spacing w:after="220"/>
+        <w:rPr>
+          <w:rFonts w:ascii="Times New Roman" w:eastAsia="Times New Roman" w:hAnsi="Times New Roman" w:cs="Times New Roman"/>
+          <w:i/>
+          <w:iCs/>
+        </w:rPr>
+      </w:pPr>
+      <w:r>
+        <w:rPr>
+          <w:rFonts w:ascii="Times New Roman" w:eastAsia="Times New Roman" w:hAnsi="Times New Roman" w:cs="Times New Roman"/>
+          <w:i/>
+          <w:iCs/>
+        </w:rPr>
+        <w:t>Kotlin, Java</w:t>
+      </w:r>
+      <w:r>
+        <w:rPr>
+          <w:rFonts w:ascii="Times New Roman" w:eastAsia="Times New Roman" w:hAnsi="Times New Roman" w:cs="Times New Roman"/>
+          <w:i/>
+          <w:iCs/>
+        </w:rPr>
+        <w:t xml:space="preserve"> script</w:t>
+      </w:r>
+      <w:r>
+        <w:rPr>
+          <w:rFonts w:ascii="Times New Roman" w:eastAsia="Times New Roman" w:hAnsi="Times New Roman" w:cs="Times New Roman"/>
+          <w:i/>
+          <w:iCs/>
+        </w:rPr>
+        <w:t>(Android studio)</w:t>
+      </w:r>
+    </w:p>
+    <w:p>
+      <w:pPr>
+        <w:numPr>
+          <w:ilvl w:val="0"/>
+          <w:numId w:val="3"/>
+        </w:numPr>
+        <w:jc w:val="both"/>
+        <w:rPr>
+          <w:sz w:val="21"/>
+          <w:szCs w:val="21"/>
+        </w:rPr>
+      </w:pPr>
+      <w:r>
+        <w:rPr>
+          <w:rFonts w:ascii="Times New Roman" w:eastAsia="Times New Roman" w:hAnsi="Times New Roman" w:cs="Times New Roman"/>
+          <w:sz w:val="21"/>
+          <w:szCs w:val="21"/>
+        </w:rPr>
+        <w:t xml:space="preserve">Developed a premium fitness app “Trackfit AI” , which calculates the user steps, calories burnt, distance travelled, daily hydration, BMI. </w:t>
+      </w:r>
+    </w:p>
+    <w:p>
+      <w:pPr>
+        <w:numPr>
+          <w:ilvl w:val="0"/>
+          <w:numId w:val="3"/>
+        </w:numPr>
+        <w:spacing w:after="420"/>
+        <w:jc w:val="both"/>
+        <w:rPr>
+          <w:sz w:val="21"/>
+          <w:szCs w:val="21"/>
+        </w:rPr>
+      </w:pPr>
+      <w:r>
+        <w:rPr>
+          <w:rFonts w:ascii="Times New Roman" w:eastAsia="Times New Roman" w:hAnsi="Times New Roman" w:cs="Times New Roman"/>
+          <w:sz w:val="21"/>
+          <w:szCs w:val="21"/>
+        </w:rPr>
+        <w:t>The user can not only track these items but model also suggest some exercise tips based on BMI of user.</w:t>
+      </w:r>
+    </w:p>
+    <w:p>
+      <w:pPr>
+        <w:spacing w:after="420"/>
+        <w:jc w:val="both"/>
+        <w:rPr>
+          <w:rFonts w:ascii="Times New Roman" w:eastAsia="Times New Roman" w:hAnsi="Times New Roman" w:cs="Times New Roman"/>
+          <w:sz w:val="21"/>
+          <w:szCs w:val="21"/>
+        </w:rPr>
+      </w:pPr>
+    </w:p>
+    <w:p>
+      <w:pPr>
+        <w:spacing w:after="420"/>
+        <w:jc w:val="both"/>
+        <w:rPr>
+          <w:sz w:val="21"/>
+          <w:szCs w:val="21"/>
+        </w:rPr>
+      </w:pPr>
+    </w:p>
+    <w:p>
+      <w:pPr>
+        <w:spacing w:after="220"/>
+        <w:rPr>
+          <w:rFonts w:ascii="Times New Roman" w:eastAsia="Times New Roman" w:hAnsi="Times New Roman" w:cs="Times New Roman"/>
+        </w:rPr>
+      </w:pPr>
+      <w:r>
+        <w:rPr>
+          <w:rFonts w:ascii="Times New Roman" w:eastAsia="Times New Roman" w:hAnsi="Times New Roman" w:cs="Times New Roman"/>
+          <w:b/>
+          <w:bCs/>
+        </w:rPr>
+        <w:lastRenderedPageBreak/>
         <w:t>Indian Stock Market Analysis</w:t>
       </w:r>
       <w:r>
@@ -942,8 +1244,96 @@
         <w:spacing w:before="80" w:after="420"/>
         <w:ind w:left="360"/>
         <w:jc w:val="both"/>
-      </w:pPr>
-      <w:r>
+        <w:rPr>
+          <w:rFonts w:ascii="Times New Roman" w:eastAsia="Times New Roman" w:hAnsi="Times New Roman" w:cs="Times New Roman"/>
+          <w:sz w:val="21"/>
+          <w:szCs w:val="21"/>
+        </w:rPr>
+      </w:pPr>
+      <w:r>
+        <w:rPr>
+          <w:rFonts w:ascii="Times New Roman" w:eastAsia="Times New Roman" w:hAnsi="Times New Roman" w:cs="Times New Roman"/>
+          <w:sz w:val="21"/>
+          <w:szCs w:val="21"/>
+        </w:rPr>
+        <w:t>(</w:t>
+      </w:r>
+      <w:r>
+        <w:rPr>
+          <w:rFonts w:ascii="Times New Roman" w:eastAsia="Times New Roman" w:hAnsi="Times New Roman" w:cs="Times New Roman"/>
+          <w:sz w:val="21"/>
+          <w:szCs w:val="21"/>
+        </w:rPr>
+        <w:t>2026</w:t>
+      </w:r>
+      <w:r>
+        <w:rPr>
+          <w:rFonts w:ascii="Times New Roman" w:eastAsia="Times New Roman" w:hAnsi="Times New Roman" w:cs="Times New Roman"/>
+          <w:sz w:val="21"/>
+          <w:szCs w:val="21"/>
+        </w:rPr>
+        <w:t>)</w:t>
+      </w:r>
+      <w:r>
+        <w:rPr>
+          <w:rFonts w:ascii="Times New Roman" w:eastAsia="Times New Roman" w:hAnsi="Times New Roman" w:cs="Times New Roman"/>
+          <w:sz w:val="21"/>
+          <w:szCs w:val="21"/>
+        </w:rPr>
+        <w:t xml:space="preserve"> </w:t>
+      </w:r>
+      <w:r>
+        <w:rPr>
+          <w:rFonts w:ascii="Times New Roman" w:eastAsia="Times New Roman" w:hAnsi="Times New Roman" w:cs="Times New Roman"/>
+          <w:sz w:val="21"/>
+          <w:szCs w:val="21"/>
+        </w:rPr>
+        <w:t>"</w:t>
+      </w:r>
+      <w:r>
+        <w:rPr>
+          <w:rFonts w:ascii="Times New Roman" w:eastAsia="Times New Roman" w:hAnsi="Times New Roman" w:cs="Times New Roman"/>
+          <w:i/>
+          <w:iCs/>
+          <w:sz w:val="21"/>
+          <w:szCs w:val="21"/>
+        </w:rPr>
+        <w:t>Benchmarking CNN</w:t>
+      </w:r>
+      <w:r>
+        <w:rPr>
+          <w:rFonts w:ascii="Times New Roman" w:eastAsia="Times New Roman" w:hAnsi="Times New Roman" w:cs="Times New Roman"/>
+          <w:i/>
+          <w:iCs/>
+          <w:sz w:val="21"/>
+          <w:szCs w:val="21"/>
+        </w:rPr>
+        <w:t xml:space="preserve"> : A Comparative Analysis of </w:t>
+      </w:r>
+      <w:r>
+        <w:rPr>
+          <w:rFonts w:ascii="Times New Roman" w:eastAsia="Times New Roman" w:hAnsi="Times New Roman" w:cs="Times New Roman"/>
+          <w:i/>
+          <w:iCs/>
+          <w:sz w:val="21"/>
+          <w:szCs w:val="21"/>
+        </w:rPr>
+        <w:t>Architecture, Performance and Applications</w:t>
+      </w:r>
+      <w:r>
+        <w:rPr>
+          <w:rFonts w:ascii="Times New Roman" w:eastAsia="Times New Roman" w:hAnsi="Times New Roman" w:cs="Times New Roman"/>
+          <w:sz w:val="21"/>
+          <w:szCs w:val="21"/>
+        </w:rPr>
+        <w:t xml:space="preserve">". </w:t>
+      </w:r>
+    </w:p>
+    <w:p>
+      <w:pPr>
+        <w:spacing w:before="80" w:after="420"/>
+        <w:ind w:left="360"/>
+        <w:jc w:val="both"/>
         <w:rPr>
           <w:rFonts w:ascii="Times New Roman" w:eastAsia="Times New Roman" w:hAnsi="Times New Roman" w:cs="Times New Roman"/>
           <w:b/>
@@ -951,7 +1341,14 @@
           <w:sz w:val="21"/>
           <w:szCs w:val="21"/>
         </w:rPr>
-        <w:t xml:space="preserve">Lavay </w:t>
+      </w:pPr>
+      <w:r>
+        <w:rPr>
+          <w:rFonts w:ascii="Times New Roman" w:eastAsia="Times New Roman" w:hAnsi="Times New Roman" w:cs="Times New Roman"/>
+          <w:sz w:val="21"/>
+          <w:szCs w:val="21"/>
+        </w:rPr>
+        <w:t xml:space="preserve">Researched about CNN (Computational Neural Networks) with my teammate </w:t>
       </w:r>
       <w:r>
         <w:rPr>
@@ -961,34 +1358,31 @@
           <w:sz w:val="21"/>
           <w:szCs w:val="21"/>
         </w:rPr>
-        <w:t xml:space="preserve">Choudhary, </w:t>
-      </w:r>
-      <w:r>
-        <w:rPr>
-          <w:rFonts w:ascii="Times New Roman" w:eastAsia="Times New Roman" w:hAnsi="Times New Roman" w:cs="Times New Roman"/>
-          <w:sz w:val="21"/>
-          <w:szCs w:val="21"/>
-        </w:rPr>
-        <w:t xml:space="preserve"> [Co-Author Name(s)]. (Year). "</w:t>
-      </w:r>
-      <w:r>
-        <w:rPr>
-          <w:rFonts w:ascii="Times New Roman" w:eastAsia="Times New Roman" w:hAnsi="Times New Roman" w:cs="Times New Roman"/>
-          <w:i/>
-          <w:iCs/>
-          <w:sz w:val="21"/>
-          <w:szCs w:val="21"/>
-        </w:rPr>
-        <w:t>Benchmarking CNN</w:t>
-      </w:r>
-      <w:r>
-        <w:rPr>
-          <w:rFonts w:ascii="Times New Roman" w:eastAsia="Times New Roman" w:hAnsi="Times New Roman" w:cs="Times New Roman"/>
-          <w:sz w:val="21"/>
-          <w:szCs w:val="21"/>
-        </w:rPr>
-        <w:t>". Name of Journal/Conference. [Link to Paper/DOI if available]</w:t>
-      </w:r>
+        <w:t>Lakshay Choudhary</w:t>
+      </w:r>
+    </w:p>
+    <w:p>
+      <w:pPr>
+        <w:spacing w:before="80" w:after="420"/>
+        <w:ind w:left="360"/>
+        <w:jc w:val="both"/>
+        <w:rPr>
+          <w:rFonts w:ascii="Times New Roman" w:eastAsia="Times New Roman" w:hAnsi="Times New Roman" w:cs="Times New Roman"/>
+          <w:sz w:val="21"/>
+          <w:szCs w:val="21"/>
+        </w:rPr>
+      </w:pPr>
+      <w:hyperlink r:id="rId7" w:history="1">
+        <w:r>
+          <w:rPr>
+            <w:rStyle w:val="Hyperlink"/>
+            <w:rFonts w:ascii="Times New Roman" w:eastAsia="Times New Roman" w:hAnsi="Times New Roman" w:cs="Times New Roman"/>
+            <w:sz w:val="21"/>
+            <w:szCs w:val="21"/>
+          </w:rPr>
+          <w:t>lakshaychoudhary365@gmail.com</w:t>
+        </w:r>
+      </w:hyperlink>
     </w:p>
     <w:p>
       <w:pPr>
@@ -1124,7 +1518,6 @@
           <w:sz w:val="21"/>
           <w:szCs w:val="21"/>
         </w:rPr>
-        <w:lastRenderedPageBreak/>
         <w:t>Also attended many workshops and webinars related to Finance</w:t>
       </w:r>
     </w:p>
@@ -1244,7 +1637,7 @@
           <w:rFonts w:ascii="Times New Roman" w:eastAsia="Times New Roman" w:hAnsi="Times New Roman" w:cs="Times New Roman"/>
         </w:rPr>
       </w:pPr>
-      <w:hyperlink r:id="rId7">
+      <w:hyperlink r:id="rId8">
         <w:r>
           <w:rPr>
             <w:rFonts w:ascii="Times New Roman" w:eastAsia="Times New Roman" w:hAnsi="Times New Roman" w:cs="Times New Roman"/>
@@ -1267,7 +1660,7 @@
           <w:rFonts w:ascii="Times New Roman" w:eastAsia="Times New Roman" w:hAnsi="Times New Roman" w:cs="Times New Roman"/>
         </w:rPr>
       </w:pPr>
-      <w:hyperlink r:id="rId8">
+      <w:hyperlink r:id="rId9">
         <w:r>
           <w:rPr>
             <w:rFonts w:ascii="Times New Roman" w:eastAsia="Times New Roman" w:hAnsi="Times New Roman" w:cs="Times New Roman"/>
@@ -1292,7 +1685,7 @@
           <w:iCs/>
         </w:rPr>
       </w:pPr>
-      <w:hyperlink r:id="rId9">
+      <w:hyperlink r:id="rId10">
         <w:r>
           <w:rPr>
             <w:rFonts w:ascii="Times New Roman" w:eastAsia="Times New Roman" w:hAnsi="Times New Roman" w:cs="Times New Roman"/>
@@ -1319,7 +1712,7 @@
           <w:iCs/>
         </w:rPr>
       </w:pPr>
-      <w:hyperlink r:id="rId10">
+      <w:hyperlink r:id="rId11">
         <w:r>
           <w:rPr>
             <w:rFonts w:ascii="Times New Roman" w:eastAsia="Times New Roman" w:hAnsi="Times New Roman" w:cs="Times New Roman"/>
@@ -3239,6 +3632,29 @@
       <w:contextualSpacing/>
     </w:pPr>
   </w:style>
+  <w:style w:type="character" w:styleId="Hyperlink">
+    <w:name w:val="Hyperlink"/>
+    <w:basedOn w:val="DefaultParagraphFont"/>
+    <w:uiPriority w:val="99"/>
+    <w:unhideWhenUsed/>
+    <w:rsid w:val="00B36B1D"/>
+    <w:rPr>
+      <w:color w:val="0000FF" w:themeColor="hyperlink"/>
+      <w:u w:val="single"/>
+    </w:rPr>
+  </w:style>
+  <w:style w:type="character" w:styleId="UnresolvedMention">
+    <w:name w:val="Unresolved Mention"/>
+    <w:basedOn w:val="DefaultParagraphFont"/>
+    <w:uiPriority w:val="99"/>
+    <w:semiHidden/>
+    <w:unhideWhenUsed/>
+    <w:rsid w:val="00B36B1D"/>
+    <w:rPr>
+      <w:color w:val="605E5C"/>
+      <w:shd w:val="clear" w:color="auto" w:fill="E1DFDD"/>
+    </w:rPr>
+  </w:style>
 </w:styles>
 </file>
 

--- a/Lavay_ CV.docx
+++ b/Lavay_ CV.docx
@@ -201,13 +201,29 @@
           <w:b/>
           <w:bCs/>
         </w:rPr>
-        <w:t>Manav Rachna University</w:t>
-      </w:r>
-      <w:r>
-        <w:rPr>
-          <w:rFonts w:ascii="Times New Roman" w:eastAsia="Times New Roman" w:hAnsi="Times New Roman" w:cs="Times New Roman"/>
-        </w:rPr>
-        <w:t>Faridabad, India</w:t>
+        <w:t xml:space="preserve">Manav Rachna </w:t>
+      </w:r>
+      <w:proofErr w:type="spellStart"/>
+      <w:r>
+        <w:rPr>
+          <w:rFonts w:ascii="Times New Roman" w:eastAsia="Times New Roman" w:hAnsi="Times New Roman" w:cs="Times New Roman"/>
+          <w:b/>
+          <w:bCs/>
+        </w:rPr>
+        <w:t>University</w:t>
+      </w:r>
+      <w:r>
+        <w:rPr>
+          <w:rFonts w:ascii="Times New Roman" w:eastAsia="Times New Roman" w:hAnsi="Times New Roman" w:cs="Times New Roman"/>
+        </w:rPr>
+        <w:t>Faridabad</w:t>
+      </w:r>
+      <w:proofErr w:type="spellEnd"/>
+      <w:r>
+        <w:rPr>
+          <w:rFonts w:ascii="Times New Roman" w:eastAsia="Times New Roman" w:hAnsi="Times New Roman" w:cs="Times New Roman"/>
+        </w:rPr>
+        <w:t>, India</w:t>
       </w:r>
     </w:p>
     <w:p>
@@ -219,13 +235,23 @@
           <w:iCs/>
         </w:rPr>
       </w:pPr>
+      <w:proofErr w:type="spellStart"/>
       <w:r>
         <w:rPr>
           <w:rFonts w:ascii="Times New Roman" w:eastAsia="Times New Roman" w:hAnsi="Times New Roman" w:cs="Times New Roman"/>
           <w:i/>
           <w:iCs/>
         </w:rPr>
-        <w:t>B.Tech in Computer Science (Specialization in AI &amp; Machine Learning)Expected: 2028</w:t>
+        <w:t>B.Tech</w:t>
+      </w:r>
+      <w:proofErr w:type="spellEnd"/>
+      <w:r>
+        <w:rPr>
+          <w:rFonts w:ascii="Times New Roman" w:eastAsia="Times New Roman" w:hAnsi="Times New Roman" w:cs="Times New Roman"/>
+          <w:i/>
+          <w:iCs/>
+        </w:rPr>
+        <w:t xml:space="preserve"> in Computer Science (Specialization in AI &amp; Machine Learning)Expected: 2028</w:t>
       </w:r>
     </w:p>
     <w:p>
@@ -706,6 +732,7 @@
           <w:rFonts w:ascii="Times New Roman" w:eastAsia="Times New Roman" w:hAnsi="Times New Roman" w:cs="Times New Roman"/>
         </w:rPr>
       </w:pPr>
+      <w:proofErr w:type="spellStart"/>
       <w:r>
         <w:rPr>
           <w:rFonts w:ascii="Times New Roman" w:eastAsia="Times New Roman" w:hAnsi="Times New Roman" w:cs="Times New Roman"/>
@@ -714,6 +741,7 @@
         </w:rPr>
         <w:t>NutriScan</w:t>
       </w:r>
+      <w:proofErr w:type="spellEnd"/>
       <w:r>
         <w:rPr>
           <w:rFonts w:ascii="Times New Roman" w:eastAsia="Times New Roman" w:hAnsi="Times New Roman" w:cs="Times New Roman"/>
@@ -752,8 +780,18 @@
           <w:i/>
           <w:iCs/>
         </w:rPr>
-        <w:t>, Software Enginnering</w:t>
-      </w:r>
+        <w:t xml:space="preserve">, Software </w:t>
+      </w:r>
+      <w:proofErr w:type="spellStart"/>
+      <w:r>
+        <w:rPr>
+          <w:rFonts w:ascii="Times New Roman" w:eastAsia="Times New Roman" w:hAnsi="Times New Roman" w:cs="Times New Roman"/>
+          <w:i/>
+          <w:iCs/>
+        </w:rPr>
+        <w:t>Enginnering</w:t>
+      </w:r>
+      <w:proofErr w:type="spellEnd"/>
     </w:p>
     <w:p>
       <w:pPr>
@@ -857,15 +895,7 @@
           <w:b/>
           <w:bCs/>
         </w:rPr>
-        <w:t>(Bake-off)</w:t>
-      </w:r>
-      <w:r>
-        <w:rPr>
-          <w:rFonts w:ascii="Times New Roman" w:eastAsia="Times New Roman" w:hAnsi="Times New Roman" w:cs="Times New Roman"/>
-          <w:b/>
-          <w:bCs/>
-        </w:rPr>
-        <w:t xml:space="preserve"> </w:t>
+        <w:t xml:space="preserve">(Bake-off) </w:t>
       </w:r>
       <w:r>
         <w:rPr>
@@ -911,15 +941,7 @@
           <w:sz w:val="21"/>
           <w:szCs w:val="21"/>
         </w:rPr>
-        <w:t>Developing a</w:t>
-      </w:r>
-      <w:r>
-        <w:rPr>
-          <w:rFonts w:ascii="Times New Roman" w:eastAsia="Times New Roman" w:hAnsi="Times New Roman" w:cs="Times New Roman"/>
-          <w:sz w:val="21"/>
-          <w:szCs w:val="21"/>
-        </w:rPr>
-        <w:t xml:space="preserve"> machine learning model using Random Forest algorithm </w:t>
+        <w:t xml:space="preserve">Developing a machine learning model using Random Forest algorithm </w:t>
       </w:r>
       <w:r>
         <w:rPr>
@@ -948,23 +970,51 @@
           <w:sz w:val="21"/>
           <w:szCs w:val="21"/>
         </w:rPr>
-        <w:t>I</w:t>
-      </w:r>
-      <w:r>
-        <w:rPr>
-          <w:rFonts w:ascii="Times New Roman" w:eastAsia="Times New Roman" w:hAnsi="Times New Roman" w:cs="Times New Roman"/>
-          <w:sz w:val="21"/>
-          <w:szCs w:val="21"/>
-        </w:rPr>
-        <w:t xml:space="preserve"> have made 6 versions of this bake-off by changing different parameters and analyzing how our metrics like accuracy, precision, recall etc </w:t>
-      </w:r>
-      <w:r>
-        <w:rPr>
-          <w:rFonts w:ascii="Times New Roman" w:eastAsia="Times New Roman" w:hAnsi="Times New Roman" w:cs="Times New Roman"/>
-          <w:sz w:val="21"/>
-          <w:szCs w:val="21"/>
-        </w:rPr>
-        <w:t>gets impacted by changing parameters like n_estimators, depth etc</w:t>
+        <w:t xml:space="preserve">I have made 6 versions of this bake-off by changing different parameters and analyzing how our metrics like accuracy, precision, recall </w:t>
+      </w:r>
+      <w:proofErr w:type="spellStart"/>
+      <w:r>
+        <w:rPr>
+          <w:rFonts w:ascii="Times New Roman" w:eastAsia="Times New Roman" w:hAnsi="Times New Roman" w:cs="Times New Roman"/>
+          <w:sz w:val="21"/>
+          <w:szCs w:val="21"/>
+        </w:rPr>
+        <w:t>etc</w:t>
+      </w:r>
+      <w:proofErr w:type="spellEnd"/>
+      <w:r>
+        <w:rPr>
+          <w:rFonts w:ascii="Times New Roman" w:eastAsia="Times New Roman" w:hAnsi="Times New Roman" w:cs="Times New Roman"/>
+          <w:sz w:val="21"/>
+          <w:szCs w:val="21"/>
+        </w:rPr>
+        <w:t xml:space="preserve"> </w:t>
+      </w:r>
+      <w:r>
+        <w:rPr>
+          <w:rFonts w:ascii="Times New Roman" w:eastAsia="Times New Roman" w:hAnsi="Times New Roman" w:cs="Times New Roman"/>
+          <w:sz w:val="21"/>
+          <w:szCs w:val="21"/>
+        </w:rPr>
+        <w:t xml:space="preserve">gets impacted by changing parameters like </w:t>
+      </w:r>
+      <w:proofErr w:type="spellStart"/>
+      <w:r>
+        <w:rPr>
+          <w:rFonts w:ascii="Times New Roman" w:eastAsia="Times New Roman" w:hAnsi="Times New Roman" w:cs="Times New Roman"/>
+          <w:sz w:val="21"/>
+          <w:szCs w:val="21"/>
+        </w:rPr>
+        <w:t>n_estimators</w:t>
+      </w:r>
+      <w:proofErr w:type="spellEnd"/>
+      <w:r>
+        <w:rPr>
+          <w:rFonts w:ascii="Times New Roman" w:eastAsia="Times New Roman" w:hAnsi="Times New Roman" w:cs="Times New Roman"/>
+          <w:sz w:val="21"/>
+          <w:szCs w:val="21"/>
+        </w:rPr>
+        <w:t>, depth etc</w:t>
       </w:r>
       <w:r>
         <w:rPr>
@@ -994,16 +1044,74 @@
           <w:sz w:val="21"/>
           <w:szCs w:val="21"/>
         </w:rPr>
-        <w:t>It’s a group project in which we compared different algorithms like random forest, naïve bayes, xgboost and analyzed which machine learning algorithm perform best on the diabetes dataset</w:t>
-      </w:r>
-      <w:r>
-        <w:rPr>
-          <w:rFonts w:ascii="Times New Roman" w:eastAsia="Times New Roman" w:hAnsi="Times New Roman" w:cs="Times New Roman"/>
-          <w:sz w:val="21"/>
-          <w:szCs w:val="21"/>
-        </w:rPr>
-        <w:t>.</w:t>
-      </w:r>
+        <w:t xml:space="preserve">It’s a group project in which we compared different algorithms like random forest, naïve bayes, </w:t>
+      </w:r>
+      <w:proofErr w:type="spellStart"/>
+      <w:r>
+        <w:rPr>
+          <w:rFonts w:ascii="Times New Roman" w:eastAsia="Times New Roman" w:hAnsi="Times New Roman" w:cs="Times New Roman"/>
+          <w:sz w:val="21"/>
+          <w:szCs w:val="21"/>
+        </w:rPr>
+        <w:t>xgboost</w:t>
+      </w:r>
+      <w:proofErr w:type="spellEnd"/>
+      <w:r>
+        <w:rPr>
+          <w:rFonts w:ascii="Times New Roman" w:eastAsia="Times New Roman" w:hAnsi="Times New Roman" w:cs="Times New Roman"/>
+          <w:sz w:val="21"/>
+          <w:szCs w:val="21"/>
+        </w:rPr>
+        <w:t xml:space="preserve"> and analyzed which machine learning algorithm perform best on the diabetes dataset.</w:t>
+      </w:r>
+    </w:p>
+    <w:p>
+      <w:pPr>
+        <w:spacing w:after="420"/>
+        <w:ind w:left="720"/>
+        <w:jc w:val="both"/>
+        <w:rPr>
+          <w:sz w:val="21"/>
+          <w:szCs w:val="21"/>
+        </w:rPr>
+      </w:pPr>
+      <w:r>
+        <w:rPr>
+          <w:rFonts w:ascii="Times New Roman" w:eastAsia="Times New Roman" w:hAnsi="Times New Roman" w:cs="Times New Roman"/>
+          <w:sz w:val="21"/>
+          <w:szCs w:val="21"/>
+        </w:rPr>
+        <w:t xml:space="preserve">Artifacts : </w:t>
+      </w:r>
+      <w:hyperlink r:id="rId7" w:history="1">
+        <w:r>
+          <w:rPr>
+            <w:rStyle w:val="Hyperlink"/>
+            <w:rFonts w:ascii="Times New Roman" w:eastAsia="Times New Roman" w:hAnsi="Times New Roman" w:cs="Times New Roman"/>
+            <w:sz w:val="21"/>
+            <w:szCs w:val="21"/>
+          </w:rPr>
+          <w:t>https://github.com/lavaychoudhary/</w:t>
+        </w:r>
+        <w:r>
+          <w:rPr>
+            <w:rStyle w:val="Hyperlink"/>
+            <w:rFonts w:ascii="Times New Roman" w:eastAsia="Times New Roman" w:hAnsi="Times New Roman" w:cs="Times New Roman"/>
+            <w:sz w:val="21"/>
+            <w:szCs w:val="21"/>
+          </w:rPr>
+          <w:t>M</w:t>
+        </w:r>
+        <w:r>
+          <w:rPr>
+            <w:rStyle w:val="Hyperlink"/>
+            <w:rFonts w:ascii="Times New Roman" w:eastAsia="Times New Roman" w:hAnsi="Times New Roman" w:cs="Times New Roman"/>
+            <w:sz w:val="21"/>
+            <w:szCs w:val="21"/>
+          </w:rPr>
+          <w:t>L-Bakeoff-</w:t>
+        </w:r>
+      </w:hyperlink>
     </w:p>
     <w:p>
       <w:pPr>
@@ -1012,13 +1120,23 @@
           <w:rFonts w:ascii="Times New Roman" w:eastAsia="Times New Roman" w:hAnsi="Times New Roman" w:cs="Times New Roman"/>
         </w:rPr>
       </w:pPr>
+      <w:proofErr w:type="spellStart"/>
       <w:r>
         <w:rPr>
           <w:rFonts w:ascii="Times New Roman" w:eastAsia="Times New Roman" w:hAnsi="Times New Roman" w:cs="Times New Roman"/>
           <w:b/>
           <w:bCs/>
         </w:rPr>
-        <w:t xml:space="preserve">Trackfit AI </w:t>
+        <w:t>Trackfit</w:t>
+      </w:r>
+      <w:proofErr w:type="spellEnd"/>
+      <w:r>
+        <w:rPr>
+          <w:rFonts w:ascii="Times New Roman" w:eastAsia="Times New Roman" w:hAnsi="Times New Roman" w:cs="Times New Roman"/>
+          <w:b/>
+          <w:bCs/>
+        </w:rPr>
+        <w:t xml:space="preserve"> AI </w:t>
       </w:r>
       <w:r>
         <w:rPr>
@@ -1079,7 +1197,25 @@
           <w:sz w:val="21"/>
           <w:szCs w:val="21"/>
         </w:rPr>
-        <w:t xml:space="preserve">Developed a premium fitness app “Trackfit AI” , which calculates the user steps, calories burnt, distance travelled, daily hydration, BMI. </w:t>
+        <w:t>Developed a premium fitness app “</w:t>
+      </w:r>
+      <w:proofErr w:type="spellStart"/>
+      <w:r>
+        <w:rPr>
+          <w:rFonts w:ascii="Times New Roman" w:eastAsia="Times New Roman" w:hAnsi="Times New Roman" w:cs="Times New Roman"/>
+          <w:sz w:val="21"/>
+          <w:szCs w:val="21"/>
+        </w:rPr>
+        <w:t>Trackfit</w:t>
+      </w:r>
+      <w:proofErr w:type="spellEnd"/>
+      <w:r>
+        <w:rPr>
+          <w:rFonts w:ascii="Times New Roman" w:eastAsia="Times New Roman" w:hAnsi="Times New Roman" w:cs="Times New Roman"/>
+          <w:sz w:val="21"/>
+          <w:szCs w:val="21"/>
+        </w:rPr>
+        <w:t xml:space="preserve"> AI” , which calculates the user steps, calories burnt, distance travelled, daily hydration, BMI. </w:t>
       </w:r>
     </w:p>
     <w:p>
@@ -1138,7 +1274,6 @@
           <w:b/>
           <w:bCs/>
         </w:rPr>
-        <w:lastRenderedPageBreak/>
         <w:t>Indian Stock Market Analysis</w:t>
       </w:r>
       <w:r>
@@ -1246,59 +1381,54 @@
         <w:jc w:val="both"/>
         <w:rPr>
           <w:rFonts w:ascii="Times New Roman" w:eastAsia="Times New Roman" w:hAnsi="Times New Roman" w:cs="Times New Roman"/>
-          <w:sz w:val="21"/>
-          <w:szCs w:val="21"/>
-        </w:rPr>
-      </w:pPr>
-      <w:r>
-        <w:rPr>
-          <w:rFonts w:ascii="Times New Roman" w:eastAsia="Times New Roman" w:hAnsi="Times New Roman" w:cs="Times New Roman"/>
-          <w:sz w:val="21"/>
-          <w:szCs w:val="21"/>
-        </w:rPr>
-        <w:t>(</w:t>
-      </w:r>
-      <w:r>
-        <w:rPr>
-          <w:rFonts w:ascii="Times New Roman" w:eastAsia="Times New Roman" w:hAnsi="Times New Roman" w:cs="Times New Roman"/>
-          <w:sz w:val="21"/>
-          <w:szCs w:val="21"/>
-        </w:rPr>
-        <w:t>2026</w:t>
-      </w:r>
-      <w:r>
-        <w:rPr>
-          <w:rFonts w:ascii="Times New Roman" w:eastAsia="Times New Roman" w:hAnsi="Times New Roman" w:cs="Times New Roman"/>
-          <w:sz w:val="21"/>
-          <w:szCs w:val="21"/>
-        </w:rPr>
-        <w:t>)</w:t>
-      </w:r>
-      <w:r>
-        <w:rPr>
-          <w:rFonts w:ascii="Times New Roman" w:eastAsia="Times New Roman" w:hAnsi="Times New Roman" w:cs="Times New Roman"/>
-          <w:sz w:val="21"/>
-          <w:szCs w:val="21"/>
-        </w:rPr>
-        <w:t xml:space="preserve"> </w:t>
-      </w:r>
-      <w:r>
-        <w:rPr>
-          <w:rFonts w:ascii="Times New Roman" w:eastAsia="Times New Roman" w:hAnsi="Times New Roman" w:cs="Times New Roman"/>
-          <w:sz w:val="21"/>
-          <w:szCs w:val="21"/>
-        </w:rPr>
-        <w:t>"</w:t>
-      </w:r>
-      <w:r>
-        <w:rPr>
-          <w:rFonts w:ascii="Times New Roman" w:eastAsia="Times New Roman" w:hAnsi="Times New Roman" w:cs="Times New Roman"/>
+          <w:b/>
+          <w:bCs/>
           <w:i/>
           <w:iCs/>
           <w:sz w:val="21"/>
           <w:szCs w:val="21"/>
-        </w:rPr>
-        <w:t>Benchmarking CNN</w:t>
+          <w:lang w:val="en-IN"/>
+        </w:rPr>
+      </w:pPr>
+      <w:r>
+        <w:rPr>
+          <w:rFonts w:ascii="Times New Roman" w:eastAsia="Times New Roman" w:hAnsi="Times New Roman" w:cs="Times New Roman"/>
+          <w:sz w:val="21"/>
+          <w:szCs w:val="21"/>
+        </w:rPr>
+        <w:t>(</w:t>
+      </w:r>
+      <w:r>
+        <w:rPr>
+          <w:rFonts w:ascii="Times New Roman" w:eastAsia="Times New Roman" w:hAnsi="Times New Roman" w:cs="Times New Roman"/>
+          <w:sz w:val="21"/>
+          <w:szCs w:val="21"/>
+        </w:rPr>
+        <w:t>2026</w:t>
+      </w:r>
+      <w:r>
+        <w:rPr>
+          <w:rFonts w:ascii="Times New Roman" w:eastAsia="Times New Roman" w:hAnsi="Times New Roman" w:cs="Times New Roman"/>
+          <w:sz w:val="21"/>
+          <w:szCs w:val="21"/>
+        </w:rPr>
+        <w:t>)</w:t>
+      </w:r>
+      <w:r>
+        <w:rPr>
+          <w:rFonts w:ascii="Times New Roman" w:eastAsia="Times New Roman" w:hAnsi="Times New Roman" w:cs="Times New Roman"/>
+          <w:sz w:val="21"/>
+          <w:szCs w:val="21"/>
+        </w:rPr>
+        <w:t xml:space="preserve"> </w:t>
+      </w:r>
+      <w:r>
+        <w:rPr>
+          <w:rFonts w:ascii="Times New Roman" w:eastAsia="Times New Roman" w:hAnsi="Times New Roman" w:cs="Times New Roman"/>
+          <w:sz w:val="21"/>
+          <w:szCs w:val="21"/>
+        </w:rPr>
+        <w:t>"</w:t>
       </w:r>
       <w:r>
         <w:rPr>
@@ -1308,7 +1438,7 @@
           <w:sz w:val="21"/>
           <w:szCs w:val="21"/>
         </w:rPr>
-        <w:t xml:space="preserve"> : A Comparative Analysis of </w:t>
+        <w:t>Benchmarking CNN</w:t>
       </w:r>
       <w:r>
         <w:rPr>
@@ -1318,7 +1448,20 @@
           <w:sz w:val="21"/>
           <w:szCs w:val="21"/>
         </w:rPr>
-        <w:t>Architecture, Performance and Applications</w:t>
+        <w:t xml:space="preserve"> : </w:t>
+      </w:r>
+      <w:r>
+        <w:rPr>
+          <w:rFonts w:ascii="Times New Roman" w:eastAsia="Times New Roman" w:hAnsi="Times New Roman" w:cs="Times New Roman"/>
+          <w:b/>
+          <w:bCs/>
+          <w:i/>
+          <w:iCs/>
+          <w:sz w:val="21"/>
+          <w:szCs w:val="21"/>
+          <w:lang w:val="en-IN"/>
+        </w:rPr>
+        <w:t>Architectural Analysis, Performance Benchmarking, and Diverse Applications</w:t>
       </w:r>
       <w:r>
         <w:rPr>
@@ -1372,7 +1515,7 @@
           <w:szCs w:val="21"/>
         </w:rPr>
       </w:pPr>
-      <w:hyperlink r:id="rId7" w:history="1">
+      <w:hyperlink r:id="rId8" w:history="1">
         <w:r>
           <w:rPr>
             <w:rStyle w:val="Hyperlink"/>
@@ -1637,7 +1780,7 @@
           <w:rFonts w:ascii="Times New Roman" w:eastAsia="Times New Roman" w:hAnsi="Times New Roman" w:cs="Times New Roman"/>
         </w:rPr>
       </w:pPr>
-      <w:hyperlink r:id="rId8">
+      <w:hyperlink r:id="rId9">
         <w:r>
           <w:rPr>
             <w:rFonts w:ascii="Times New Roman" w:eastAsia="Times New Roman" w:hAnsi="Times New Roman" w:cs="Times New Roman"/>
@@ -1660,7 +1803,7 @@
           <w:rFonts w:ascii="Times New Roman" w:eastAsia="Times New Roman" w:hAnsi="Times New Roman" w:cs="Times New Roman"/>
         </w:rPr>
       </w:pPr>
-      <w:hyperlink r:id="rId9">
+      <w:hyperlink r:id="rId10">
         <w:r>
           <w:rPr>
             <w:rFonts w:ascii="Times New Roman" w:eastAsia="Times New Roman" w:hAnsi="Times New Roman" w:cs="Times New Roman"/>
@@ -1685,7 +1828,7 @@
           <w:iCs/>
         </w:rPr>
       </w:pPr>
-      <w:hyperlink r:id="rId10">
+      <w:hyperlink r:id="rId11">
         <w:r>
           <w:rPr>
             <w:rFonts w:ascii="Times New Roman" w:eastAsia="Times New Roman" w:hAnsi="Times New Roman" w:cs="Times New Roman"/>
@@ -1712,7 +1855,7 @@
           <w:iCs/>
         </w:rPr>
       </w:pPr>
-      <w:hyperlink r:id="rId11">
+      <w:hyperlink r:id="rId12">
         <w:r>
           <w:rPr>
             <w:rFonts w:ascii="Times New Roman" w:eastAsia="Times New Roman" w:hAnsi="Times New Roman" w:cs="Times New Roman"/>
@@ -3553,7 +3696,6 @@
   <w:style w:type="character" w:default="1" w:styleId="DefaultParagraphFont">
     <w:name w:val="Default Paragraph Font"/>
     <w:uiPriority w:val="1"/>
-    <w:semiHidden/>
     <w:unhideWhenUsed/>
   </w:style>
   <w:style w:type="table" w:default="1" w:styleId="TableNormal">
@@ -3653,6 +3795,18 @@
     <w:rPr>
       <w:color w:val="605E5C"/>
       <w:shd w:val="clear" w:color="auto" w:fill="E1DFDD"/>
+    </w:rPr>
+  </w:style>
+  <w:style w:type="character" w:styleId="FollowedHyperlink">
+    <w:name w:val="FollowedHyperlink"/>
+    <w:basedOn w:val="DefaultParagraphFont"/>
+    <w:uiPriority w:val="99"/>
+    <w:semiHidden/>
+    <w:unhideWhenUsed/>
+    <w:rsid w:val="003D7D78"/>
+    <w:rPr>
+      <w:color w:val="800080" w:themeColor="followedHyperlink"/>
+      <w:u w:val="single"/>
     </w:rPr>
   </w:style>
 </w:styles>
